--- a/Collatio/6/1. Textos/2. Limpios/6-A.docx
+++ b/Collatio/6/1. Textos/2. Limpios/6-A.docx
@@ -1,18 +1,35 @@
 
 <file path=word/document.xml><?xml version="1.0" encoding="utf-8"?>
-<w:document xmlns:wpc="http://schemas.microsoft.com/office/word/2010/wordprocessingCanvas" xmlns:cx="http://schemas.microsoft.com/office/drawing/2014/chartex" xmlns:cx1="http://schemas.microsoft.com/office/drawing/2015/9/8/chartex" xmlns:cx2="http://schemas.microsoft.com/office/drawing/2015/10/21/chartex" xmlns:cx3="http://schemas.microsoft.com/office/drawing/2016/5/9/chartex" xmlns:cx4="http://schemas.microsoft.com/office/drawing/2016/5/10/chartex" xmlns:cx5="http://schemas.microsoft.com/office/drawing/2016/5/11/chartex" xmlns:cx6="http://schemas.microsoft.com/office/drawing/2016/5/12/chartex" xmlns:cx7="http://schemas.microsoft.com/office/drawing/2016/5/13/chartex" xmlns:cx8="http://schemas.microsoft.com/office/drawing/2016/5/14/chartex" xmlns:mc="http://schemas.openxmlformats.org/markup-compatibility/2006" xmlns:aink="http://schemas.microsoft.com/office/drawing/2016/ink" xmlns:am3d="http://schemas.microsoft.com/office/drawing/2017/model3d" xmlns:o="urn:schemas-microsoft-com:office:office" xmlns:oel="http://schemas.microsoft.com/office/2019/extlst" xmlns:r="http://schemas.openxmlformats.org/officeDocument/2006/relationships" xmlns:m="http://schemas.openxmlformats.org/officeDocument/2006/math" xmlns:v="urn:schemas-microsoft-com:vml" xmlns:wp14="http://schemas.microsoft.com/office/word/2010/wordprocessingDrawing" xmlns:wp="http://schemas.openxmlformats.org/drawingml/2006/wordprocessingDrawing" xmlns:w10="urn:schemas-microsoft-com:office:word" xmlns:w="http://schemas.openxmlformats.org/wordprocessingml/2006/main" xmlns:w14="http://schemas.microsoft.com/office/word/2010/wordml" xmlns:w15="http://schemas.microsoft.com/office/word/2012/wordml" xmlns:w16cex="http://schemas.microsoft.com/office/word/2018/wordml/cex" xmlns:w16cid="http://schemas.microsoft.com/office/word/2016/wordml/cid" xmlns:w16="http://schemas.microsoft.com/office/word/2018/wordml" xmlns:w16sdtdh="http://schemas.microsoft.com/office/word/2020/wordml/sdtdatahash" xmlns:w16se="http://schemas.microsoft.com/office/word/2015/wordml/symex" xmlns:wpg="http://schemas.microsoft.com/office/word/2010/wordprocessingGroup" xmlns:wpi="http://schemas.microsoft.com/office/word/2010/wordprocessingInk" xmlns:wne="http://schemas.microsoft.com/office/word/2006/wordml" xmlns:wps="http://schemas.microsoft.com/office/word/2010/wordprocessingShape" mc:Ignorable="w14 w15 w16se w16cid w16 w16cex w16sdtdh wp14">
+<w:document xmlns:wpc="http://schemas.microsoft.com/office/word/2010/wordprocessingCanvas" xmlns:cx="http://schemas.microsoft.com/office/drawing/2014/chartex" xmlns:cx1="http://schemas.microsoft.com/office/drawing/2015/9/8/chartex" xmlns:cx2="http://schemas.microsoft.com/office/drawing/2015/10/21/chartex" xmlns:cx3="http://schemas.microsoft.com/office/drawing/2016/5/9/chartex" xmlns:cx4="http://schemas.microsoft.com/office/drawing/2016/5/10/chartex" xmlns:cx5="http://schemas.microsoft.com/office/drawing/2016/5/11/chartex" xmlns:cx6="http://schemas.microsoft.com/office/drawing/2016/5/12/chartex" xmlns:cx7="http://schemas.microsoft.com/office/drawing/2016/5/13/chartex" xmlns:cx8="http://schemas.microsoft.com/office/drawing/2016/5/14/chartex" xmlns:mc="http://schemas.openxmlformats.org/markup-compatibility/2006" xmlns:aink="http://schemas.microsoft.com/office/drawing/2016/ink" xmlns:am3d="http://schemas.microsoft.com/office/drawing/2017/model3d" xmlns:o="urn:schemas-microsoft-com:office:office" xmlns:oel="http://schemas.microsoft.com/office/2019/extlst" xmlns:r="http://schemas.openxmlformats.org/officeDocument/2006/relationships" xmlns:m="http://schemas.openxmlformats.org/officeDocument/2006/math" xmlns:v="urn:schemas-microsoft-com:vml" xmlns:wp14="http://schemas.microsoft.com/office/word/2010/wordprocessingDrawing" xmlns:wp="http://schemas.openxmlformats.org/drawingml/2006/wordprocessingDrawing" xmlns:w10="urn:schemas-microsoft-com:office:word" xmlns:w="http://schemas.openxmlformats.org/wordprocessingml/2006/main" xmlns:w14="http://schemas.microsoft.com/office/word/2010/wordml" xmlns:w15="http://schemas.microsoft.com/office/word/2012/wordml" xmlns:w16cex="http://schemas.microsoft.com/office/word/2018/wordml/cex" xmlns:w16cid="http://schemas.microsoft.com/office/word/2016/wordml/cid" xmlns:w16="http://schemas.microsoft.com/office/word/2018/wordml" xmlns:w16du="http://schemas.microsoft.com/office/word/2023/wordml/word16du" xmlns:w16sdtdh="http://schemas.microsoft.com/office/word/2020/wordml/sdtdatahash" xmlns:w16sdtfl="http://schemas.microsoft.com/office/word/2024/wordml/sdtformatlock" xmlns:w16se="http://schemas.microsoft.com/office/word/2015/wordml/symex" xmlns:wpg="http://schemas.microsoft.com/office/word/2010/wordprocessingGroup" xmlns:wpi="http://schemas.microsoft.com/office/word/2010/wordprocessingInk" xmlns:wne="http://schemas.microsoft.com/office/word/2006/wordml" xmlns:wps="http://schemas.microsoft.com/office/word/2010/wordprocessingShape" mc:Ignorable="w14 w15 w16se w16cid w16 w16cex w16sdtdh w16sdtfl w16du wp14">
   <w:body>
     <w:p>
+      <w:pPr>
+        <w:rPr>
+          <w:rFonts w:ascii="Brill" w:hAnsi="Brill"/>
+        </w:rPr>
+      </w:pPr>
       <w:r>
+        <w:rPr>
+          <w:rFonts w:ascii="Brill" w:hAnsi="Brill"/>
+        </w:rPr>
         <w:t>E d</w:t>
       </w:r>
       <w:r>
+        <w:rPr>
+          <w:rFonts w:ascii="Brill" w:hAnsi="Brill"/>
+        </w:rPr>
         <w:t xml:space="preserve">ixo el dicipulo maestro ruego te que me digas por que razon es la trinidad de tres personas e non de mas nin de menos respondio el maestro dixo alta pregunta me as fecha e quiero te responder a ella lo mejor que yo sopiero sepas que la trinidad son tres personas e encierran se en un dios e quando vien catares todas las cuentas del mundo d este uno que es la primera cuenta fasta en mill fallaras que otra cuenta ninguna viene a estar la fuerça d ella en un punto si non de tres e esto te quiero yo provar por razon que veas que es asi comiença luego en el primero comienço que es uno fallaras que viene e este cuento uno es señero en su cabo e si contares desque es e el tercero cuento fallaras que estos dos son iguales e conpañeros que atal es el uno como el otro e non sabras en qual començar que tan bien començaras en el uno como en el otro pues ven al tercero cuento que son tres fallaras en el cuento de tres que aquella que esta en medio faze al uno seer comienço e al otro que sea cabo tal es la trinidad el padre es comienço e el spiritu el de medio e el fijo es el tercero pues vee agora el cuento de quatro e fallaras que non podrie venir a esta cuenta ca en el cuento de quatro son dos primeros pues si d estos quisieres medianedo abras a poner a dos o uno si pusieres uno fincara uno en el comienço e dos en el cabo e a esta guisa viene la cuenta desigual ca non sabries en qual aquellos dos tomases medio ca si el tomases el primero de aquellos dos que estan en medio e fincava el primero en su cavo e dos para encima e asi non era la cuenta egual e vien asi por esta razon misma serie desiguald en todos los otros cuentos salvo ende tres e por ende dixo </w:t>
       </w:r>
       <w:r>
+        <w:rPr>
+          <w:rFonts w:ascii="Brill" w:hAnsi="Brill"/>
+        </w:rPr>
         <w:t xml:space="preserve">Abrahan vi tres e uno adore e non dize Abran esto por que al uno paresciese e a </w:t>
       </w:r>
       <w:r>
+        <w:rPr>
+          <w:rFonts w:ascii="Brill" w:hAnsi="Brill"/>
+        </w:rPr>
         <w:t>los dos desparesciese mas adorando el uno ahorava a todos tres asi como a la trinidad de las tres personas que se encierran en un dios ca el padre es criador e fazedor e comienço de todo e el fijo es redemidor e salvador del mundo e el spiritu santo es alunbrador e goardador e guiador de todas las cosas e qual es el uno atal es el otro e por eso se encierra en un dios la trinidad de la cuenta de tres personas</w:t>
       </w:r>
     </w:p>
@@ -27,7 +44,7 @@
 </file>
 
 <file path=word/styles.xml><?xml version="1.0" encoding="utf-8"?>
-<w:styles xmlns:mc="http://schemas.openxmlformats.org/markup-compatibility/2006" xmlns:r="http://schemas.openxmlformats.org/officeDocument/2006/relationships" xmlns:w="http://schemas.openxmlformats.org/wordprocessingml/2006/main" xmlns:w14="http://schemas.microsoft.com/office/word/2010/wordml" xmlns:w15="http://schemas.microsoft.com/office/word/2012/wordml" xmlns:w16cex="http://schemas.microsoft.com/office/word/2018/wordml/cex" xmlns:w16cid="http://schemas.microsoft.com/office/word/2016/wordml/cid" xmlns:w16="http://schemas.microsoft.com/office/word/2018/wordml" xmlns:w16sdtdh="http://schemas.microsoft.com/office/word/2020/wordml/sdtdatahash" xmlns:w16se="http://schemas.microsoft.com/office/word/2015/wordml/symex" mc:Ignorable="w14 w15 w16se w16cid w16 w16cex w16sdtdh">
+<w:styles xmlns:mc="http://schemas.openxmlformats.org/markup-compatibility/2006" xmlns:r="http://schemas.openxmlformats.org/officeDocument/2006/relationships" xmlns:w="http://schemas.openxmlformats.org/wordprocessingml/2006/main" xmlns:w14="http://schemas.microsoft.com/office/word/2010/wordml" xmlns:w15="http://schemas.microsoft.com/office/word/2012/wordml" xmlns:w16cex="http://schemas.microsoft.com/office/word/2018/wordml/cex" xmlns:w16cid="http://schemas.microsoft.com/office/word/2016/wordml/cid" xmlns:w16="http://schemas.microsoft.com/office/word/2018/wordml" xmlns:w16du="http://schemas.microsoft.com/office/word/2023/wordml/word16du" xmlns:w16sdtdh="http://schemas.microsoft.com/office/word/2020/wordml/sdtdatahash" xmlns:w16sdtfl="http://schemas.microsoft.com/office/word/2024/wordml/sdtformatlock" xmlns:w16se="http://schemas.microsoft.com/office/word/2015/wordml/symex" mc:Ignorable="w14 w15 w16se w16cid w16 w16cex w16sdtdh w16sdtfl w16du">
   <w:docDefaults>
     <w:rPrDefault>
       <w:rPr>
